--- a/aura-documents/output/word/06-hr-templates/07-staff-request-forms.docx
+++ b/aura-documents/output/word/06-hr-templates/07-staff-request-forms.docx
@@ -30,7 +30,7 @@
           <w:color w:val="7A6753"/>
           <w:sz w:val="16"/>
         </w:rPr>
-        <w:t xml:space="preserve">Document No. AUR-HR-07 · Version 0.1 (Draft) · Owner: General Manager · Effective: </w:t>
+        <w:t xml:space="preserve">Document No. AUR-HR-07 · Version 0.2 (Draft) · Owner: General Manager · Effective: </w:t>
       </w:r>
       <w:r>
         <w:rPr>
@@ -4943,7 +4943,27 @@
                 <w:color w:val="4A3A2C"/>
                 <w:sz w:val="17"/>
               </w:rPr>
-              <w:t>Original shift (Opening / Mid / Closing)</w:t>
+              <w:t xml:space="preserve">Original shift (Opening 9:00–15:30 / Closing 14:30–21:00 </w:t>
+            </w:r>
+            <w:r>
+              <w:rPr>
+                <w:rFonts w:ascii="Jost" w:hAnsi="Jost" w:cs="Jost" w:eastAsia="Jost"/>
+                <w:b w:val="0"/>
+                <w:i w:val="0"/>
+                <w:color w:val="A6754C"/>
+                <w:sz w:val="17"/>
+              </w:rPr>
+              <w:t>[confirm]</w:t>
+            </w:r>
+            <w:r>
+              <w:rPr>
+                <w:rFonts w:ascii="Jost" w:hAnsi="Jost" w:cs="Jost" w:eastAsia="Jost"/>
+                <w:b w:val="0"/>
+                <w:i w:val="0"/>
+                <w:color w:val="4A3A2C"/>
+                <w:sz w:val="17"/>
+              </w:rPr>
+              <w:t>)</w:t>
             </w:r>
           </w:p>
         </w:tc>
@@ -5168,7 +5188,7 @@
           <w:color w:val="4A3A2C"/>
           <w:sz w:val="20"/>
         </w:rPr>
-        <w:t>☐ Clinical cover maintained for IV and hyperbaric bookings (if relevant)</w:t>
+        <w:t>☐ 2 Hosts still on the shift, including one signed off for hyperbaric bookings (if relevant)</w:t>
       </w:r>
     </w:p>
     <w:p>
